--- a/modelos/12_treinamento_direcao_defensiva.docx
+++ b/modelos/12_treinamento_direcao_defensiva.docx
@@ -171,11 +171,25 @@
               </w:rPr>
               <w:t>Funcionário</w:t>
             </w:r>
-            <w:r>
-              <w:rPr>
-                <w:rFonts w:ascii="Arial" w:hAnsi="Arial" w:cs="Arial"/>
-              </w:rPr>
-              <w:t>:  @nome</w:t>
+            <w:proofErr w:type="gramStart"/>
+            <w:r>
+              <w:rPr>
+                <w:rFonts w:ascii="Arial" w:hAnsi="Arial" w:cs="Arial"/>
+              </w:rPr>
+              <w:t xml:space="preserve">:  </w:t>
+            </w:r>
+            <w:r>
+              <w:rPr>
+                <w:rFonts w:ascii="Arial" w:hAnsi="Arial" w:cs="Arial"/>
+              </w:rPr>
+              <w:t>{</w:t>
+            </w:r>
+            <w:proofErr w:type="gramEnd"/>
+            <w:r>
+              <w:rPr>
+                <w:rFonts w:ascii="Arial" w:hAnsi="Arial" w:cs="Arial"/>
+              </w:rPr>
+              <w:t>{NOME}}</w:t>
             </w:r>
           </w:p>
         </w:tc>
@@ -212,7 +226,7 @@
               <w:rPr>
                 <w:rFonts w:ascii="Arial" w:hAnsi="Arial" w:cs="Arial"/>
               </w:rPr>
-              <w:t>:  @matricula</w:t>
+              <w:t xml:space="preserve">:  </w:t>
             </w:r>
           </w:p>
         </w:tc>
@@ -254,7 +268,27 @@
               <w:rPr>
                 <w:rFonts w:ascii="Arial" w:hAnsi="Arial" w:cs="Arial"/>
               </w:rPr>
-              <w:t>:   @funcao</w:t>
+              <w:t>:</w:t>
+            </w:r>
+            <w:proofErr w:type="gramStart"/>
+            <w:r>
+              <w:rPr>
+                <w:rFonts w:ascii="Arial" w:hAnsi="Arial" w:cs="Arial"/>
+              </w:rPr>
+              <w:t xml:space="preserve">   </w:t>
+            </w:r>
+            <w:r>
+              <w:rPr>
+                <w:rFonts w:ascii="Arial" w:hAnsi="Arial" w:cs="Arial"/>
+              </w:rPr>
+              <w:t>{</w:t>
+            </w:r>
+            <w:proofErr w:type="gramEnd"/>
+            <w:r>
+              <w:rPr>
+                <w:rFonts w:ascii="Arial" w:hAnsi="Arial" w:cs="Arial"/>
+              </w:rPr>
+              <w:t>{CARGO}}</w:t>
             </w:r>
           </w:p>
         </w:tc>
@@ -292,11 +326,25 @@
               </w:rPr>
               <w:t>Admissão</w:t>
             </w:r>
-            <w:r>
-              <w:rPr>
-                <w:rFonts w:ascii="Arial" w:hAnsi="Arial" w:cs="Arial"/>
-              </w:rPr>
-              <w:t>:  @dt_adm</w:t>
+            <w:proofErr w:type="gramStart"/>
+            <w:r>
+              <w:rPr>
+                <w:rFonts w:ascii="Arial" w:hAnsi="Arial" w:cs="Arial"/>
+              </w:rPr>
+              <w:t xml:space="preserve">:  </w:t>
+            </w:r>
+            <w:r>
+              <w:rPr>
+                <w:rFonts w:ascii="Arial" w:hAnsi="Arial" w:cs="Arial"/>
+              </w:rPr>
+              <w:t>{</w:t>
+            </w:r>
+            <w:proofErr w:type="gramEnd"/>
+            <w:r>
+              <w:rPr>
+                <w:rFonts w:ascii="Arial" w:hAnsi="Arial" w:cs="Arial"/>
+              </w:rPr>
+              <w:t>{DATA_ADMISSAO}}</w:t>
             </w:r>
           </w:p>
         </w:tc>
@@ -334,11 +382,25 @@
               </w:rPr>
               <w:t>Lotação</w:t>
             </w:r>
-            <w:r>
-              <w:rPr>
-                <w:rFonts w:ascii="Arial" w:hAnsi="Arial" w:cs="Arial"/>
-              </w:rPr>
-              <w:t>:  @lotacao</w:t>
+            <w:proofErr w:type="gramStart"/>
+            <w:r>
+              <w:rPr>
+                <w:rFonts w:ascii="Arial" w:hAnsi="Arial" w:cs="Arial"/>
+              </w:rPr>
+              <w:t xml:space="preserve">:  </w:t>
+            </w:r>
+            <w:r>
+              <w:rPr>
+                <w:rFonts w:ascii="Arial" w:hAnsi="Arial" w:cs="Arial"/>
+              </w:rPr>
+              <w:t>{</w:t>
+            </w:r>
+            <w:proofErr w:type="gramEnd"/>
+            <w:r>
+              <w:rPr>
+                <w:rFonts w:ascii="Arial" w:hAnsi="Arial" w:cs="Arial"/>
+              </w:rPr>
+              <w:t>{LOTACAO}}</w:t>
             </w:r>
           </w:p>
         </w:tc>
@@ -368,7 +430,7 @@
       </w:tr>
       <w:tr>
         <w:trPr>
-          <w:trHeight w:val="500"/>
+          <w:trHeight w:val="601"/>
         </w:trPr>
         <w:tc>
           <w:tcPr>
@@ -398,13 +460,19 @@
                 <w:b/>
                 <w:bCs/>
               </w:rPr>
-              <w:t xml:space="preserve">Nº CTPS:  </w:t>
-            </w:r>
-            <w:r>
-              <w:rPr>
-                <w:rFonts w:ascii="Arial" w:hAnsi="Arial" w:cs="Arial"/>
-              </w:rPr>
-              <w:t>@ctps</w:t>
+              <w:t>Nº CPF</w:t>
+            </w:r>
+            <w:r>
+              <w:rPr>
+                <w:rFonts w:ascii="Arial" w:hAnsi="Arial" w:cs="Arial"/>
+              </w:rPr>
+              <w:t xml:space="preserve">: </w:t>
+            </w:r>
+            <w:r>
+              <w:rPr>
+                <w:rFonts w:ascii="Arial" w:hAnsi="Arial" w:cs="Arial"/>
+              </w:rPr>
+              <w:t>{{CPF}}</w:t>
             </w:r>
           </w:p>
         </w:tc>
@@ -429,20 +497,6 @@
                 <w:szCs w:val="24"/>
               </w:rPr>
             </w:pPr>
-            <w:r>
-              <w:rPr>
-                <w:rFonts w:ascii="Arial" w:hAnsi="Arial" w:cs="Arial"/>
-                <w:b/>
-                <w:bCs/>
-              </w:rPr>
-              <w:t>Nº RG</w:t>
-            </w:r>
-            <w:r>
-              <w:rPr>
-                <w:rFonts w:ascii="Arial" w:hAnsi="Arial" w:cs="Arial"/>
-              </w:rPr>
-              <w:t>: @rg</w:t>
-            </w:r>
           </w:p>
         </w:tc>
         <w:tc>
@@ -471,13 +525,7 @@
                 <w:b/>
                 <w:bCs/>
               </w:rPr>
-              <w:t xml:space="preserve"> Nº CPF</w:t>
-            </w:r>
-            <w:r>
-              <w:rPr>
-                <w:rFonts w:ascii="Arial" w:hAnsi="Arial" w:cs="Arial"/>
-              </w:rPr>
-              <w:t>: @cpf</w:t>
+              <w:t xml:space="preserve"> </w:t>
             </w:r>
           </w:p>
         </w:tc>
@@ -976,9 +1024,54 @@
                 <w:sz w:val="16"/>
                 <w:szCs w:val="16"/>
               </w:rPr>
-              <w:t xml:space="preserve">          </w:t>
-            </w:r>
-            <w:r>
+              <w:t xml:space="preserve">          5.3.1 Álcool</w:t>
+            </w:r>
+          </w:p>
+          <w:p>
+            <w:pPr>
+              <w:spacing w:after="20"/>
+              <w:jc w:val="both"/>
+              <w:rPr>
+                <w:rFonts w:ascii="Arial" w:hAnsi="Arial" w:cs="Arial"/>
+                <w:sz w:val="16"/>
+                <w:szCs w:val="16"/>
+              </w:rPr>
+            </w:pPr>
+          </w:p>
+          <w:p>
+            <w:pPr>
+              <w:spacing w:after="20"/>
+              <w:jc w:val="both"/>
+              <w:rPr>
+                <w:rFonts w:ascii="Arial" w:hAnsi="Arial" w:cs="Arial"/>
+                <w:sz w:val="16"/>
+                <w:szCs w:val="16"/>
+              </w:rPr>
+            </w:pPr>
+            <w:r>
+              <w:rPr>
+                <w:rFonts w:ascii="Arial" w:hAnsi="Arial" w:cs="Arial"/>
+                <w:sz w:val="16"/>
+                <w:szCs w:val="16"/>
+              </w:rPr>
+              <w:t>Tolerância zero para condutores profissionais: qualquer concentração de álcool acima de 0,05mg/L no ar alveolar configura infração — suspensão da CNH. Acima de 0,33mg/L: crime de trânsito — reclusão de 6 meses a 3 anos. O álcool reduz os reflexos, a coordenação motora e a capacidade de julgamento — efeitos começam na primeira dose. Ressaca: o efeito do álcool pode permanecer no organismo por mais de 12 horas após o consumo — conduzir com ressaca é tão perigoso quanto conduzir embriagado. Política da empresa: tolerância zero — condutor flagrado sob efeito de álcool ao volante de veículo da JS será desligado imediatamente.</w:t>
+            </w:r>
+          </w:p>
+          <w:p>
+            <w:pPr>
+              <w:spacing w:after="20"/>
+              <w:jc w:val="both"/>
+              <w:rPr>
+                <w:rFonts w:ascii="Arial" w:hAnsi="Arial" w:cs="Arial"/>
+                <w:sz w:val="16"/>
+                <w:szCs w:val="16"/>
+              </w:rPr>
+            </w:pPr>
+          </w:p>
+          <w:p>
+            <w:pPr>
+              <w:spacing w:after="20"/>
+              <w:jc w:val="both"/>
               <w:rPr>
                 <w:rFonts w:ascii="Arial" w:hAnsi="Arial" w:cs="Arial"/>
                 <w:b/>
@@ -986,7 +1079,16 @@
                 <w:sz w:val="16"/>
                 <w:szCs w:val="16"/>
               </w:rPr>
-              <w:t>5.3.1 Álcool</w:t>
+            </w:pPr>
+            <w:r>
+              <w:rPr>
+                <w:rFonts w:ascii="Arial" w:hAnsi="Arial" w:cs="Arial"/>
+                <w:b/>
+                <w:bCs/>
+                <w:sz w:val="16"/>
+                <w:szCs w:val="16"/>
+              </w:rPr>
+              <w:t xml:space="preserve">          5.3.2 Fadiga</w:t>
             </w:r>
           </w:p>
           <w:p>
@@ -1016,7 +1118,43 @@
                 <w:sz w:val="16"/>
                 <w:szCs w:val="16"/>
               </w:rPr>
-              <w:t>Tolerância zero para condutores profissionais: qualquer concentração de álcool acima de 0,05mg/L no ar alveolar configura infração — suspensão da CNH. Acima de 0,33mg/L: crime de trânsito — reclusão de 6 meses a 3 anos. O álcool reduz os reflexos, a coordenação motora e a capacidade de julgamento — efeitos começam na primeira dose. Ressaca: o efeito do álcool pode permanecer no organismo por mais de 12 horas após o consumo — conduzir com ressaca é tão perigoso quanto conduzir embriagado. Política da empresa: tolerância zero — condutor flagrado sob efeito de álcool ao volante de veículo da JS será desligado imediatamente.</w:t>
+              <w:t xml:space="preserve">Sinais de fadiga ao volante: bocejos frequentes, dificuldade de manter os olhos abertos, cabeça pesada, dificuldade de concentração e reações mais lentas. </w:t>
+            </w:r>
+            <w:proofErr w:type="spellStart"/>
+            <w:r>
+              <w:rPr>
+                <w:rFonts w:ascii="Arial" w:hAnsi="Arial" w:cs="Arial"/>
+                <w:sz w:val="16"/>
+                <w:szCs w:val="16"/>
+              </w:rPr>
+              <w:t>Microssonos</w:t>
+            </w:r>
+            <w:proofErr w:type="spellEnd"/>
+            <w:r>
+              <w:rPr>
+                <w:rFonts w:ascii="Arial" w:hAnsi="Arial" w:cs="Arial"/>
+                <w:sz w:val="16"/>
+                <w:szCs w:val="16"/>
+              </w:rPr>
+              <w:t xml:space="preserve">: episódios de sono involuntário de 4 a 5 segundos — a 90 km/h o veículo percorre 125 metros sem controle do condutor. O que fazer ao sentir fadiga: parar em local seguro imediatamente — não tentar chegar ao destino. Descanso real: cochilo de 20 minutos é suficiente para reduzir a fadiga aguda. Café e energéticos: mascaram a </w:t>
+            </w:r>
+            <w:proofErr w:type="gramStart"/>
+            <w:r>
+              <w:rPr>
+                <w:rFonts w:ascii="Arial" w:hAnsi="Arial" w:cs="Arial"/>
+                <w:sz w:val="16"/>
+                <w:szCs w:val="16"/>
+              </w:rPr>
+              <w:t>fadiga</w:t>
+            </w:r>
+            <w:proofErr w:type="gramEnd"/>
+            <w:r>
+              <w:rPr>
+                <w:rFonts w:ascii="Arial" w:hAnsi="Arial" w:cs="Arial"/>
+                <w:sz w:val="16"/>
+                <w:szCs w:val="16"/>
+              </w:rPr>
+              <w:t xml:space="preserve"> mas não eliminam o sono — efeito temporário e perigoso.</w:t>
             </w:r>
           </w:p>
           <w:p>
@@ -1050,127 +1188,7 @@
                 <w:sz w:val="16"/>
                 <w:szCs w:val="16"/>
               </w:rPr>
-              <w:t xml:space="preserve">          </w:t>
-            </w:r>
-            <w:r>
-              <w:rPr>
-                <w:rFonts w:ascii="Arial" w:hAnsi="Arial" w:cs="Arial"/>
-                <w:b/>
-                <w:bCs/>
-                <w:sz w:val="16"/>
-                <w:szCs w:val="16"/>
-              </w:rPr>
-              <w:t>5.3.2 Fadiga</w:t>
-            </w:r>
-          </w:p>
-          <w:p>
-            <w:pPr>
-              <w:spacing w:after="20"/>
-              <w:jc w:val="both"/>
-              <w:rPr>
-                <w:rFonts w:ascii="Arial" w:hAnsi="Arial" w:cs="Arial"/>
-                <w:sz w:val="16"/>
-                <w:szCs w:val="16"/>
-              </w:rPr>
-            </w:pPr>
-          </w:p>
-          <w:p>
-            <w:pPr>
-              <w:spacing w:after="20"/>
-              <w:jc w:val="both"/>
-              <w:rPr>
-                <w:rFonts w:ascii="Arial" w:hAnsi="Arial" w:cs="Arial"/>
-                <w:sz w:val="16"/>
-                <w:szCs w:val="16"/>
-              </w:rPr>
-            </w:pPr>
-            <w:r>
-              <w:rPr>
-                <w:rFonts w:ascii="Arial" w:hAnsi="Arial" w:cs="Arial"/>
-                <w:sz w:val="16"/>
-                <w:szCs w:val="16"/>
-              </w:rPr>
-              <w:t xml:space="preserve">Sinais de fadiga ao volante: bocejos frequentes, dificuldade de manter os olhos abertos, cabeça pesada, dificuldade de concentração e reações mais lentas. </w:t>
-            </w:r>
-            <w:proofErr w:type="spellStart"/>
-            <w:r>
-              <w:rPr>
-                <w:rFonts w:ascii="Arial" w:hAnsi="Arial" w:cs="Arial"/>
-                <w:sz w:val="16"/>
-                <w:szCs w:val="16"/>
-              </w:rPr>
-              <w:t>Microssonos</w:t>
-            </w:r>
-            <w:proofErr w:type="spellEnd"/>
-            <w:r>
-              <w:rPr>
-                <w:rFonts w:ascii="Arial" w:hAnsi="Arial" w:cs="Arial"/>
-                <w:sz w:val="16"/>
-                <w:szCs w:val="16"/>
-              </w:rPr>
-              <w:t xml:space="preserve">: episódios de sono involuntário de 4 a 5 segundos — a 90 km/h o veículo percorre 125 metros sem controle do condutor. O que fazer ao sentir fadiga: parar em local seguro imediatamente — não tentar chegar ao destino. Descanso real: cochilo de 20 minutos é suficiente para reduzir a fadiga aguda. Café e energéticos: mascaram a </w:t>
-            </w:r>
-            <w:proofErr w:type="gramStart"/>
-            <w:r>
-              <w:rPr>
-                <w:rFonts w:ascii="Arial" w:hAnsi="Arial" w:cs="Arial"/>
-                <w:sz w:val="16"/>
-                <w:szCs w:val="16"/>
-              </w:rPr>
-              <w:t>fadiga</w:t>
-            </w:r>
-            <w:proofErr w:type="gramEnd"/>
-            <w:r>
-              <w:rPr>
-                <w:rFonts w:ascii="Arial" w:hAnsi="Arial" w:cs="Arial"/>
-                <w:sz w:val="16"/>
-                <w:szCs w:val="16"/>
-              </w:rPr>
-              <w:t xml:space="preserve"> mas não eliminam o sono — efeito temporário e perigoso.</w:t>
-            </w:r>
-          </w:p>
-          <w:p>
-            <w:pPr>
-              <w:spacing w:after="20"/>
-              <w:jc w:val="both"/>
-              <w:rPr>
-                <w:rFonts w:ascii="Arial" w:hAnsi="Arial" w:cs="Arial"/>
-                <w:sz w:val="16"/>
-                <w:szCs w:val="16"/>
-              </w:rPr>
-            </w:pPr>
-          </w:p>
-          <w:p>
-            <w:pPr>
-              <w:spacing w:after="20"/>
-              <w:jc w:val="both"/>
-              <w:rPr>
-                <w:rFonts w:ascii="Arial" w:hAnsi="Arial" w:cs="Arial"/>
-                <w:b/>
-                <w:bCs/>
-                <w:sz w:val="16"/>
-                <w:szCs w:val="16"/>
-              </w:rPr>
-            </w:pPr>
-            <w:r>
-              <w:rPr>
-                <w:rFonts w:ascii="Arial" w:hAnsi="Arial" w:cs="Arial"/>
-                <w:b/>
-                <w:bCs/>
-                <w:sz w:val="16"/>
-                <w:szCs w:val="16"/>
-              </w:rPr>
-              <w:t xml:space="preserve">          </w:t>
-            </w:r>
-            <w:r>
-              <w:rPr>
-                <w:rFonts w:ascii="Arial" w:hAnsi="Arial" w:cs="Arial"/>
-                <w:b/>
-                <w:bCs/>
-                <w:sz w:val="16"/>
-                <w:szCs w:val="16"/>
-              </w:rPr>
-              <w:t>5.3.3 Distração</w:t>
+              <w:t xml:space="preserve">          5.3.3 Distração</w:t>
             </w:r>
           </w:p>
           <w:p>
@@ -2133,6 +2151,7 @@
           <w:p>
             <w:pPr>
               <w:spacing w:before="60" w:after="60"/>
+              <w:jc w:val="center"/>
               <w:rPr>
                 <w:rFonts w:ascii="Arial" w:hAnsi="Arial" w:cs="Arial"/>
                 <w:b/>
@@ -2141,16 +2160,6 @@
                 <w:shd w:val="clear" w:color="auto" w:fill="FFFFFF"/>
               </w:rPr>
             </w:pPr>
-            <w:r>
-              <w:rPr>
-                <w:rFonts w:ascii="Arial" w:hAnsi="Arial" w:cs="Arial"/>
-                <w:b/>
-                <w:sz w:val="18"/>
-                <w:szCs w:val="18"/>
-                <w:shd w:val="clear" w:color="auto" w:fill="FFFFFF"/>
-              </w:rPr>
-              <w:br/>
-            </w:r>
             <w:r>
               <w:rPr>
                 <w:rFonts w:ascii="Arial" w:hAnsi="Arial" w:cs="Arial"/>
@@ -2187,16 +2196,6 @@
                 <w:shd w:val="clear" w:color="auto" w:fill="FFFFFF"/>
               </w:rPr>
             </w:pPr>
-            <w:r>
-              <w:rPr>
-                <w:rFonts w:ascii="Arial" w:hAnsi="Arial" w:cs="Arial"/>
-                <w:b/>
-                <w:sz w:val="18"/>
-                <w:szCs w:val="18"/>
-                <w:shd w:val="clear" w:color="auto" w:fill="FFFFFF"/>
-              </w:rPr>
-              <w:br/>
-            </w:r>
             <w:r>
               <w:rPr>
                 <w:rFonts w:ascii="Arial" w:hAnsi="Arial" w:cs="Arial"/>
@@ -2244,7 +2243,7 @@
                 <w:szCs w:val="18"/>
                 <w:shd w:val="clear" w:color="auto" w:fill="FFFFFF"/>
               </w:rPr>
-              <w:t>@nome</w:t>
+              <w:t>{{NOME}}</w:t>
             </w:r>
           </w:p>
         </w:tc>
@@ -2267,6 +2266,7 @@
                 <w:tab w:val="right" w:pos="5356"/>
               </w:tabs>
               <w:spacing w:before="60" w:after="60"/>
+              <w:jc w:val="center"/>
               <w:rPr>
                 <w:rFonts w:ascii="Arial" w:hAnsi="Arial" w:cs="Arial"/>
                 <w:sz w:val="18"/>
@@ -2281,32 +2281,7 @@
                 <w:szCs w:val="18"/>
                 <w:shd w:val="clear" w:color="auto" w:fill="FFFFFF"/>
               </w:rPr>
-              <w:tab/>
-            </w:r>
-            <w:r>
-              <w:rPr>
-                <w:rFonts w:ascii="Arial" w:hAnsi="Arial" w:cs="Arial"/>
-                <w:szCs w:val="24"/>
-                <w:shd w:val="clear" w:color="auto" w:fill="FFFFFF"/>
-              </w:rPr>
-              <w:t>@</w:t>
-            </w:r>
-            <w:r>
-              <w:rPr>
-                <w:rFonts w:ascii="Arial" w:hAnsi="Arial" w:cs="Arial"/>
-                <w:szCs w:val="24"/>
-                <w:shd w:val="clear" w:color="auto" w:fill="FFFFFF"/>
-              </w:rPr>
-              <w:t>resp_tecnico</w:t>
-            </w:r>
-            <w:r>
-              <w:rPr>
-                <w:rFonts w:ascii="Arial" w:hAnsi="Arial" w:cs="Arial"/>
-                <w:sz w:val="18"/>
-                <w:szCs w:val="18"/>
-                <w:shd w:val="clear" w:color="auto" w:fill="FFFFFF"/>
-              </w:rPr>
-              <w:tab/>
+              <w:t>{{RESP_SST}}</w:t>
             </w:r>
           </w:p>
         </w:tc>
@@ -2673,7 +2648,7 @@
         <v:path o:extrusionok="f" gradientshapeok="t" o:connecttype="rect"/>
         <o:lock v:ext="edit" aspectratio="t"/>
       </v:shapetype>
-      <v:shape id="_x0000_i1041" type="#_x0000_t75" style="width:10.9pt;height:10.9pt" o:bullet="t">
+      <v:shape id="_x0000_i1077" type="#_x0000_t75" style="width:11.2pt;height:11.2pt" o:bullet="t">
         <v:imagedata r:id="rId1" o:title="mso8E6E"/>
       </v:shape>
     </w:pict>
